--- a/《AI工具应用基础》/AI工具应用基础_三级目录.docx
+++ b/《AI工具应用基础》/AI工具应用基础_三级目录.docx
@@ -769,10 +769,10 @@
   <w:docDefaults>
     <w:rPrDefault>
       <w:rPr>
-        <w:rFonts w:asciiTheme="minorHAnsi" w:eastAsiaTheme="minorEastAsia" w:hAnsiTheme="minorHAnsi" w:cstheme="minorBidi"/>
+        <w:rFonts w:ascii="Times New Roman" w:hAnsi="Times New Roman" w:cs="Times New Roman" w:eastAsia="宋体"/>
         <w:sz w:val="22"/>
         <w:szCs w:val="22"/>
-        <w:lang w:val="en-US" w:eastAsia="en-US" w:bidi="ar-SA"/>
+        <w:lang w:val="en-US" w:eastAsia="zh-CN" w:bidi="ar-SA"/>
       </w:rPr>
     </w:rPrDefault>
     <w:pPrDefault>
@@ -925,7 +925,7 @@
     <w:qFormat/>
     <w:rsid w:val="00FC693F"/>
     <w:rPr>
-      <w:rFonts w:ascii="宋体" w:hAnsi="宋体"/>
+      <w:rFonts w:ascii="Times New Roman" w:hAnsi="Times New Roman" w:cs="Times New Roman" w:eastAsia="宋体"/>
       <w:sz w:val="21"/>
     </w:rPr>
   </w:style>
@@ -988,7 +988,7 @@
       <w:outlineLvl w:val="0"/>
     </w:pPr>
     <w:rPr>
-      <w:rFonts w:asciiTheme="majorHAnsi" w:eastAsiaTheme="majorEastAsia" w:hAnsiTheme="majorHAnsi" w:cstheme="majorBidi"/>
+      <w:rFonts w:ascii="Times New Roman" w:hAnsi="Times New Roman" w:cs="Times New Roman" w:eastAsia="黑体"/>
       <w:b/>
       <w:bCs/>
       <w:color w:val="365F91" w:themeColor="accent1" w:themeShade="BF"/>
@@ -1012,7 +1012,7 @@
       <w:outlineLvl w:val="1"/>
     </w:pPr>
     <w:rPr>
-      <w:rFonts w:asciiTheme="majorHAnsi" w:eastAsiaTheme="majorEastAsia" w:hAnsiTheme="majorHAnsi" w:cstheme="majorBidi"/>
+      <w:rFonts w:ascii="Times New Roman" w:hAnsi="Times New Roman" w:cs="Times New Roman" w:eastAsia="黑体"/>
       <w:b/>
       <w:bCs/>
       <w:color w:val="4F81BD" w:themeColor="accent1"/>
@@ -1036,7 +1036,7 @@
       <w:outlineLvl w:val="2"/>
     </w:pPr>
     <w:rPr>
-      <w:rFonts w:asciiTheme="majorHAnsi" w:eastAsiaTheme="majorEastAsia" w:hAnsiTheme="majorHAnsi" w:cstheme="majorBidi"/>
+      <w:rFonts w:ascii="Times New Roman" w:hAnsi="Times New Roman" w:cs="Times New Roman" w:eastAsia="黑体"/>
       <w:b/>
       <w:bCs/>
       <w:color w:val="4F81BD" w:themeColor="accent1"/>
@@ -1059,7 +1059,7 @@
       <w:outlineLvl w:val="3"/>
     </w:pPr>
     <w:rPr>
-      <w:rFonts w:asciiTheme="majorHAnsi" w:eastAsiaTheme="majorEastAsia" w:hAnsiTheme="majorHAnsi" w:cstheme="majorBidi"/>
+      <w:rFonts w:ascii="Times New Roman" w:hAnsi="Times New Roman" w:cs="Times New Roman" w:eastAsia="黑体"/>
       <w:b/>
       <w:bCs/>
       <w:i/>
@@ -1084,7 +1084,7 @@
       <w:outlineLvl w:val="4"/>
     </w:pPr>
     <w:rPr>
-      <w:rFonts w:asciiTheme="majorHAnsi" w:eastAsiaTheme="majorEastAsia" w:hAnsiTheme="majorHAnsi" w:cstheme="majorBidi"/>
+      <w:rFonts w:ascii="Times New Roman" w:hAnsi="Times New Roman" w:cs="Times New Roman" w:eastAsia="黑体"/>
       <w:color w:val="243F60" w:themeColor="accent1" w:themeShade="7F"/>
     </w:rPr>
   </w:style>
@@ -1105,7 +1105,7 @@
       <w:outlineLvl w:val="5"/>
     </w:pPr>
     <w:rPr>
-      <w:rFonts w:asciiTheme="majorHAnsi" w:eastAsiaTheme="majorEastAsia" w:hAnsiTheme="majorHAnsi" w:cstheme="majorBidi"/>
+      <w:rFonts w:ascii="Times New Roman" w:hAnsi="Times New Roman" w:cs="Times New Roman" w:eastAsia="黑体"/>
       <w:i/>
       <w:iCs/>
       <w:color w:val="243F60" w:themeColor="accent1" w:themeShade="7F"/>
@@ -1128,7 +1128,7 @@
       <w:outlineLvl w:val="6"/>
     </w:pPr>
     <w:rPr>
-      <w:rFonts w:asciiTheme="majorHAnsi" w:eastAsiaTheme="majorEastAsia" w:hAnsiTheme="majorHAnsi" w:cstheme="majorBidi"/>
+      <w:rFonts w:ascii="Times New Roman" w:hAnsi="Times New Roman" w:cs="Times New Roman" w:eastAsia="黑体"/>
       <w:i/>
       <w:iCs/>
       <w:color w:val="404040" w:themeColor="text1" w:themeTint="BF"/>
@@ -1151,7 +1151,7 @@
       <w:outlineLvl w:val="7"/>
     </w:pPr>
     <w:rPr>
-      <w:rFonts w:asciiTheme="majorHAnsi" w:eastAsiaTheme="majorEastAsia" w:hAnsiTheme="majorHAnsi" w:cstheme="majorBidi"/>
+      <w:rFonts w:ascii="Times New Roman" w:hAnsi="Times New Roman" w:cs="Times New Roman" w:eastAsia="黑体"/>
       <w:color w:val="4F81BD" w:themeColor="accent1"/>
       <w:sz w:val="20"/>
       <w:szCs w:val="20"/>
@@ -1174,7 +1174,7 @@
       <w:outlineLvl w:val="8"/>
     </w:pPr>
     <w:rPr>
-      <w:rFonts w:asciiTheme="majorHAnsi" w:eastAsiaTheme="majorEastAsia" w:hAnsiTheme="majorHAnsi" w:cstheme="majorBidi"/>
+      <w:rFonts w:ascii="Times New Roman" w:hAnsi="Times New Roman" w:cs="Times New Roman" w:eastAsia="黑体"/>
       <w:i/>
       <w:iCs/>
       <w:color w:val="404040" w:themeColor="text1" w:themeTint="BF"/>
@@ -1225,7 +1225,7 @@
     <w:uiPriority w:val="9"/>
     <w:rsid w:val="00FC693F"/>
     <w:rPr>
-      <w:rFonts w:asciiTheme="majorHAnsi" w:eastAsiaTheme="majorEastAsia" w:hAnsiTheme="majorHAnsi" w:cstheme="majorBidi"/>
+      <w:rFonts w:ascii="Times New Roman" w:hAnsi="Times New Roman" w:cs="Times New Roman" w:eastAsia="黑体"/>
       <w:b/>
       <w:bCs/>
       <w:color w:val="365F91" w:themeColor="accent1" w:themeShade="BF"/>
@@ -1240,7 +1240,7 @@
     <w:uiPriority w:val="9"/>
     <w:rsid w:val="00FC693F"/>
     <w:rPr>
-      <w:rFonts w:asciiTheme="majorHAnsi" w:eastAsiaTheme="majorEastAsia" w:hAnsiTheme="majorHAnsi" w:cstheme="majorBidi"/>
+      <w:rFonts w:ascii="Times New Roman" w:hAnsi="Times New Roman" w:cs="Times New Roman" w:eastAsia="黑体"/>
       <w:b/>
       <w:bCs/>
       <w:color w:val="4F81BD" w:themeColor="accent1"/>
@@ -1255,7 +1255,7 @@
     <w:uiPriority w:val="9"/>
     <w:rsid w:val="00FC693F"/>
     <w:rPr>
-      <w:rFonts w:asciiTheme="majorHAnsi" w:eastAsiaTheme="majorEastAsia" w:hAnsiTheme="majorHAnsi" w:cstheme="majorBidi"/>
+      <w:rFonts w:ascii="Times New Roman" w:hAnsi="Times New Roman" w:cs="Times New Roman" w:eastAsia="黑体"/>
       <w:b/>
       <w:bCs/>
       <w:color w:val="4F81BD" w:themeColor="accent1"/>
@@ -1277,7 +1277,7 @@
       <w:contextualSpacing/>
     </w:pPr>
     <w:rPr>
-      <w:rFonts w:asciiTheme="majorHAnsi" w:eastAsiaTheme="majorEastAsia" w:hAnsiTheme="majorHAnsi" w:cstheme="majorBidi"/>
+      <w:rFonts w:ascii="Times New Roman" w:hAnsi="Times New Roman" w:cs="Times New Roman" w:eastAsia="黑体"/>
       <w:color w:val="17365D" w:themeColor="text2" w:themeShade="BF"/>
       <w:spacing w:val="5"/>
       <w:kern w:val="28"/>
@@ -1292,7 +1292,7 @@
     <w:uiPriority w:val="10"/>
     <w:rsid w:val="00FC693F"/>
     <w:rPr>
-      <w:rFonts w:asciiTheme="majorHAnsi" w:eastAsiaTheme="majorEastAsia" w:hAnsiTheme="majorHAnsi" w:cstheme="majorBidi"/>
+      <w:rFonts w:ascii="Times New Roman" w:hAnsi="Times New Roman" w:cs="Times New Roman" w:eastAsia="黑体"/>
       <w:color w:val="17365D" w:themeColor="text2" w:themeShade="BF"/>
       <w:spacing w:val="5"/>
       <w:kern w:val="28"/>
@@ -1314,7 +1314,7 @@
       </w:numPr>
     </w:pPr>
     <w:rPr>
-      <w:rFonts w:asciiTheme="majorHAnsi" w:eastAsiaTheme="majorEastAsia" w:hAnsiTheme="majorHAnsi" w:cstheme="majorBidi"/>
+      <w:rFonts w:ascii="Times New Roman" w:hAnsi="Times New Roman" w:cs="Times New Roman" w:eastAsia="黑体"/>
       <w:i/>
       <w:iCs/>
       <w:color w:val="4F81BD" w:themeColor="accent1"/>
@@ -1330,7 +1330,7 @@
     <w:uiPriority w:val="11"/>
     <w:rsid w:val="00FC693F"/>
     <w:rPr>
-      <w:rFonts w:asciiTheme="majorHAnsi" w:eastAsiaTheme="majorEastAsia" w:hAnsiTheme="majorHAnsi" w:cstheme="majorBidi"/>
+      <w:rFonts w:ascii="Times New Roman" w:hAnsi="Times New Roman" w:cs="Times New Roman" w:eastAsia="黑体"/>
       <w:i/>
       <w:iCs/>
       <w:color w:val="4F81BD" w:themeColor="accent1"/>
@@ -1577,7 +1577,7 @@
       </w:tabs>
     </w:pPr>
     <w:rPr>
-      <w:rFonts w:ascii="Courier" w:hAnsi="Courier"/>
+      <w:rFonts w:ascii="Times New Roman" w:hAnsi="Times New Roman" w:cs="Times New Roman" w:eastAsia="宋体"/>
       <w:sz w:val="20"/>
       <w:szCs w:val="20"/>
     </w:rPr>
@@ -1589,7 +1589,7 @@
     <w:uiPriority w:val="99"/>
     <w:rsid w:val="0029639D"/>
     <w:rPr>
-      <w:rFonts w:ascii="Courier" w:hAnsi="Courier"/>
+      <w:rFonts w:ascii="Times New Roman" w:hAnsi="Times New Roman" w:cs="Times New Roman" w:eastAsia="宋体"/>
       <w:sz w:val="20"/>
       <w:szCs w:val="20"/>
     </w:rPr>
@@ -1628,7 +1628,7 @@
     <w:semiHidden/>
     <w:rsid w:val="00FC693F"/>
     <w:rPr>
-      <w:rFonts w:asciiTheme="majorHAnsi" w:eastAsiaTheme="majorEastAsia" w:hAnsiTheme="majorHAnsi" w:cstheme="majorBidi"/>
+      <w:rFonts w:ascii="Times New Roman" w:hAnsi="Times New Roman" w:cs="Times New Roman" w:eastAsia="黑体"/>
       <w:b/>
       <w:bCs/>
       <w:i/>
@@ -1644,7 +1644,7 @@
     <w:semiHidden/>
     <w:rsid w:val="00FC693F"/>
     <w:rPr>
-      <w:rFonts w:asciiTheme="majorHAnsi" w:eastAsiaTheme="majorEastAsia" w:hAnsiTheme="majorHAnsi" w:cstheme="majorBidi"/>
+      <w:rFonts w:ascii="Times New Roman" w:hAnsi="Times New Roman" w:cs="Times New Roman" w:eastAsia="黑体"/>
       <w:color w:val="243F60" w:themeColor="accent1" w:themeShade="7F"/>
     </w:rPr>
   </w:style>
@@ -1656,7 +1656,7 @@
     <w:semiHidden/>
     <w:rsid w:val="00FC693F"/>
     <w:rPr>
-      <w:rFonts w:asciiTheme="majorHAnsi" w:eastAsiaTheme="majorEastAsia" w:hAnsiTheme="majorHAnsi" w:cstheme="majorBidi"/>
+      <w:rFonts w:ascii="Times New Roman" w:hAnsi="Times New Roman" w:cs="Times New Roman" w:eastAsia="黑体"/>
       <w:i/>
       <w:iCs/>
       <w:color w:val="243F60" w:themeColor="accent1" w:themeShade="7F"/>
@@ -1670,7 +1670,7 @@
     <w:semiHidden/>
     <w:rsid w:val="00FC693F"/>
     <w:rPr>
-      <w:rFonts w:asciiTheme="majorHAnsi" w:eastAsiaTheme="majorEastAsia" w:hAnsiTheme="majorHAnsi" w:cstheme="majorBidi"/>
+      <w:rFonts w:ascii="Times New Roman" w:hAnsi="Times New Roman" w:cs="Times New Roman" w:eastAsia="黑体"/>
       <w:i/>
       <w:iCs/>
       <w:color w:val="404040" w:themeColor="text1" w:themeTint="BF"/>
@@ -1684,7 +1684,7 @@
     <w:semiHidden/>
     <w:rsid w:val="00FC693F"/>
     <w:rPr>
-      <w:rFonts w:asciiTheme="majorHAnsi" w:eastAsiaTheme="majorEastAsia" w:hAnsiTheme="majorHAnsi" w:cstheme="majorBidi"/>
+      <w:rFonts w:ascii="Times New Roman" w:hAnsi="Times New Roman" w:cs="Times New Roman" w:eastAsia="黑体"/>
       <w:color w:val="4F81BD" w:themeColor="accent1"/>
       <w:sz w:val="20"/>
       <w:szCs w:val="20"/>
@@ -1698,7 +1698,7 @@
     <w:semiHidden/>
     <w:rsid w:val="00FC693F"/>
     <w:rPr>
-      <w:rFonts w:asciiTheme="majorHAnsi" w:eastAsiaTheme="majorEastAsia" w:hAnsiTheme="majorHAnsi" w:cstheme="majorBidi"/>
+      <w:rFonts w:ascii="Times New Roman" w:hAnsi="Times New Roman" w:cs="Times New Roman" w:eastAsia="黑体"/>
       <w:i/>
       <w:iCs/>
       <w:color w:val="404040" w:themeColor="text1" w:themeTint="BF"/>
@@ -3287,7 +3287,7 @@
         <w:spacing w:before="0" w:after="0" w:line="240" w:lineRule="auto"/>
       </w:pPr>
       <w:rPr>
-        <w:rFonts w:asciiTheme="majorHAnsi" w:eastAsiaTheme="majorEastAsia" w:hAnsiTheme="majorHAnsi" w:cstheme="majorBidi"/>
+        <w:rFonts w:ascii="Times New Roman" w:hAnsi="Times New Roman" w:cs="Times New Roman" w:eastAsia="宋体"/>
         <w:b/>
         <w:bCs/>
       </w:rPr>
@@ -3308,7 +3308,7 @@
         <w:spacing w:before="0" w:after="0" w:line="240" w:lineRule="auto"/>
       </w:pPr>
       <w:rPr>
-        <w:rFonts w:asciiTheme="majorHAnsi" w:eastAsiaTheme="majorEastAsia" w:hAnsiTheme="majorHAnsi" w:cstheme="majorBidi"/>
+        <w:rFonts w:ascii="Times New Roman" w:hAnsi="Times New Roman" w:cs="Times New Roman" w:eastAsia="宋体"/>
         <w:b/>
         <w:bCs/>
       </w:rPr>
@@ -3326,14 +3326,14 @@
     </w:tblStylePr>
     <w:tblStylePr w:type="firstCol">
       <w:rPr>
-        <w:rFonts w:asciiTheme="majorHAnsi" w:eastAsiaTheme="majorEastAsia" w:hAnsiTheme="majorHAnsi" w:cstheme="majorBidi"/>
+        <w:rFonts w:ascii="Times New Roman" w:hAnsi="Times New Roman" w:cs="Times New Roman" w:eastAsia="宋体"/>
         <w:b/>
         <w:bCs/>
       </w:rPr>
     </w:tblStylePr>
     <w:tblStylePr w:type="lastCol">
       <w:rPr>
-        <w:rFonts w:asciiTheme="majorHAnsi" w:eastAsiaTheme="majorEastAsia" w:hAnsiTheme="majorHAnsi" w:cstheme="majorBidi"/>
+        <w:rFonts w:ascii="Times New Roman" w:hAnsi="Times New Roman" w:cs="Times New Roman" w:eastAsia="宋体"/>
         <w:b/>
         <w:bCs/>
       </w:rPr>
@@ -3417,7 +3417,7 @@
         <w:spacing w:before="0" w:after="0" w:line="240" w:lineRule="auto"/>
       </w:pPr>
       <w:rPr>
-        <w:rFonts w:asciiTheme="majorHAnsi" w:eastAsiaTheme="majorEastAsia" w:hAnsiTheme="majorHAnsi" w:cstheme="majorBidi"/>
+        <w:rFonts w:ascii="Times New Roman" w:hAnsi="Times New Roman" w:cs="Times New Roman" w:eastAsia="宋体"/>
         <w:b/>
         <w:bCs/>
       </w:rPr>
@@ -3438,7 +3438,7 @@
         <w:spacing w:before="0" w:after="0" w:line="240" w:lineRule="auto"/>
       </w:pPr>
       <w:rPr>
-        <w:rFonts w:asciiTheme="majorHAnsi" w:eastAsiaTheme="majorEastAsia" w:hAnsiTheme="majorHAnsi" w:cstheme="majorBidi"/>
+        <w:rFonts w:ascii="Times New Roman" w:hAnsi="Times New Roman" w:cs="Times New Roman" w:eastAsia="宋体"/>
         <w:b/>
         <w:bCs/>
       </w:rPr>
@@ -3456,14 +3456,14 @@
     </w:tblStylePr>
     <w:tblStylePr w:type="firstCol">
       <w:rPr>
-        <w:rFonts w:asciiTheme="majorHAnsi" w:eastAsiaTheme="majorEastAsia" w:hAnsiTheme="majorHAnsi" w:cstheme="majorBidi"/>
+        <w:rFonts w:ascii="Times New Roman" w:hAnsi="Times New Roman" w:cs="Times New Roman" w:eastAsia="宋体"/>
         <w:b/>
         <w:bCs/>
       </w:rPr>
     </w:tblStylePr>
     <w:tblStylePr w:type="lastCol">
       <w:rPr>
-        <w:rFonts w:asciiTheme="majorHAnsi" w:eastAsiaTheme="majorEastAsia" w:hAnsiTheme="majorHAnsi" w:cstheme="majorBidi"/>
+        <w:rFonts w:ascii="Times New Roman" w:hAnsi="Times New Roman" w:cs="Times New Roman" w:eastAsia="宋体"/>
         <w:b/>
         <w:bCs/>
       </w:rPr>
@@ -3547,7 +3547,7 @@
         <w:spacing w:before="0" w:after="0" w:line="240" w:lineRule="auto"/>
       </w:pPr>
       <w:rPr>
-        <w:rFonts w:asciiTheme="majorHAnsi" w:eastAsiaTheme="majorEastAsia" w:hAnsiTheme="majorHAnsi" w:cstheme="majorBidi"/>
+        <w:rFonts w:ascii="Times New Roman" w:hAnsi="Times New Roman" w:cs="Times New Roman" w:eastAsia="宋体"/>
         <w:b/>
         <w:bCs/>
       </w:rPr>
@@ -3568,7 +3568,7 @@
         <w:spacing w:before="0" w:after="0" w:line="240" w:lineRule="auto"/>
       </w:pPr>
       <w:rPr>
-        <w:rFonts w:asciiTheme="majorHAnsi" w:eastAsiaTheme="majorEastAsia" w:hAnsiTheme="majorHAnsi" w:cstheme="majorBidi"/>
+        <w:rFonts w:ascii="Times New Roman" w:hAnsi="Times New Roman" w:cs="Times New Roman" w:eastAsia="宋体"/>
         <w:b/>
         <w:bCs/>
       </w:rPr>
@@ -3586,14 +3586,14 @@
     </w:tblStylePr>
     <w:tblStylePr w:type="firstCol">
       <w:rPr>
-        <w:rFonts w:asciiTheme="majorHAnsi" w:eastAsiaTheme="majorEastAsia" w:hAnsiTheme="majorHAnsi" w:cstheme="majorBidi"/>
+        <w:rFonts w:ascii="Times New Roman" w:hAnsi="Times New Roman" w:cs="Times New Roman" w:eastAsia="宋体"/>
         <w:b/>
         <w:bCs/>
       </w:rPr>
     </w:tblStylePr>
     <w:tblStylePr w:type="lastCol">
       <w:rPr>
-        <w:rFonts w:asciiTheme="majorHAnsi" w:eastAsiaTheme="majorEastAsia" w:hAnsiTheme="majorHAnsi" w:cstheme="majorBidi"/>
+        <w:rFonts w:ascii="Times New Roman" w:hAnsi="Times New Roman" w:cs="Times New Roman" w:eastAsia="宋体"/>
         <w:b/>
         <w:bCs/>
       </w:rPr>
@@ -3677,7 +3677,7 @@
         <w:spacing w:before="0" w:after="0" w:line="240" w:lineRule="auto"/>
       </w:pPr>
       <w:rPr>
-        <w:rFonts w:asciiTheme="majorHAnsi" w:eastAsiaTheme="majorEastAsia" w:hAnsiTheme="majorHAnsi" w:cstheme="majorBidi"/>
+        <w:rFonts w:ascii="Times New Roman" w:hAnsi="Times New Roman" w:cs="Times New Roman" w:eastAsia="宋体"/>
         <w:b/>
         <w:bCs/>
       </w:rPr>
@@ -3698,7 +3698,7 @@
         <w:spacing w:before="0" w:after="0" w:line="240" w:lineRule="auto"/>
       </w:pPr>
       <w:rPr>
-        <w:rFonts w:asciiTheme="majorHAnsi" w:eastAsiaTheme="majorEastAsia" w:hAnsiTheme="majorHAnsi" w:cstheme="majorBidi"/>
+        <w:rFonts w:ascii="Times New Roman" w:hAnsi="Times New Roman" w:cs="Times New Roman" w:eastAsia="宋体"/>
         <w:b/>
         <w:bCs/>
       </w:rPr>
@@ -3716,14 +3716,14 @@
     </w:tblStylePr>
     <w:tblStylePr w:type="firstCol">
       <w:rPr>
-        <w:rFonts w:asciiTheme="majorHAnsi" w:eastAsiaTheme="majorEastAsia" w:hAnsiTheme="majorHAnsi" w:cstheme="majorBidi"/>
+        <w:rFonts w:ascii="Times New Roman" w:hAnsi="Times New Roman" w:cs="Times New Roman" w:eastAsia="宋体"/>
         <w:b/>
         <w:bCs/>
       </w:rPr>
     </w:tblStylePr>
     <w:tblStylePr w:type="lastCol">
       <w:rPr>
-        <w:rFonts w:asciiTheme="majorHAnsi" w:eastAsiaTheme="majorEastAsia" w:hAnsiTheme="majorHAnsi" w:cstheme="majorBidi"/>
+        <w:rFonts w:ascii="Times New Roman" w:hAnsi="Times New Roman" w:cs="Times New Roman" w:eastAsia="宋体"/>
         <w:b/>
         <w:bCs/>
       </w:rPr>
@@ -3807,7 +3807,7 @@
         <w:spacing w:before="0" w:after="0" w:line="240" w:lineRule="auto"/>
       </w:pPr>
       <w:rPr>
-        <w:rFonts w:asciiTheme="majorHAnsi" w:eastAsiaTheme="majorEastAsia" w:hAnsiTheme="majorHAnsi" w:cstheme="majorBidi"/>
+        <w:rFonts w:ascii="Times New Roman" w:hAnsi="Times New Roman" w:cs="Times New Roman" w:eastAsia="宋体"/>
         <w:b/>
         <w:bCs/>
       </w:rPr>
@@ -3828,7 +3828,7 @@
         <w:spacing w:before="0" w:after="0" w:line="240" w:lineRule="auto"/>
       </w:pPr>
       <w:rPr>
-        <w:rFonts w:asciiTheme="majorHAnsi" w:eastAsiaTheme="majorEastAsia" w:hAnsiTheme="majorHAnsi" w:cstheme="majorBidi"/>
+        <w:rFonts w:ascii="Times New Roman" w:hAnsi="Times New Roman" w:cs="Times New Roman" w:eastAsia="宋体"/>
         <w:b/>
         <w:bCs/>
       </w:rPr>
@@ -3846,14 +3846,14 @@
     </w:tblStylePr>
     <w:tblStylePr w:type="firstCol">
       <w:rPr>
-        <w:rFonts w:asciiTheme="majorHAnsi" w:eastAsiaTheme="majorEastAsia" w:hAnsiTheme="majorHAnsi" w:cstheme="majorBidi"/>
+        <w:rFonts w:ascii="Times New Roman" w:hAnsi="Times New Roman" w:cs="Times New Roman" w:eastAsia="宋体"/>
         <w:b/>
         <w:bCs/>
       </w:rPr>
     </w:tblStylePr>
     <w:tblStylePr w:type="lastCol">
       <w:rPr>
-        <w:rFonts w:asciiTheme="majorHAnsi" w:eastAsiaTheme="majorEastAsia" w:hAnsiTheme="majorHAnsi" w:cstheme="majorBidi"/>
+        <w:rFonts w:ascii="Times New Roman" w:hAnsi="Times New Roman" w:cs="Times New Roman" w:eastAsia="宋体"/>
         <w:b/>
         <w:bCs/>
       </w:rPr>
@@ -3937,7 +3937,7 @@
         <w:spacing w:before="0" w:after="0" w:line="240" w:lineRule="auto"/>
       </w:pPr>
       <w:rPr>
-        <w:rFonts w:asciiTheme="majorHAnsi" w:eastAsiaTheme="majorEastAsia" w:hAnsiTheme="majorHAnsi" w:cstheme="majorBidi"/>
+        <w:rFonts w:ascii="Times New Roman" w:hAnsi="Times New Roman" w:cs="Times New Roman" w:eastAsia="宋体"/>
         <w:b/>
         <w:bCs/>
       </w:rPr>
@@ -3958,7 +3958,7 @@
         <w:spacing w:before="0" w:after="0" w:line="240" w:lineRule="auto"/>
       </w:pPr>
       <w:rPr>
-        <w:rFonts w:asciiTheme="majorHAnsi" w:eastAsiaTheme="majorEastAsia" w:hAnsiTheme="majorHAnsi" w:cstheme="majorBidi"/>
+        <w:rFonts w:ascii="Times New Roman" w:hAnsi="Times New Roman" w:cs="Times New Roman" w:eastAsia="宋体"/>
         <w:b/>
         <w:bCs/>
       </w:rPr>
@@ -3976,14 +3976,14 @@
     </w:tblStylePr>
     <w:tblStylePr w:type="firstCol">
       <w:rPr>
-        <w:rFonts w:asciiTheme="majorHAnsi" w:eastAsiaTheme="majorEastAsia" w:hAnsiTheme="majorHAnsi" w:cstheme="majorBidi"/>
+        <w:rFonts w:ascii="Times New Roman" w:hAnsi="Times New Roman" w:cs="Times New Roman" w:eastAsia="宋体"/>
         <w:b/>
         <w:bCs/>
       </w:rPr>
     </w:tblStylePr>
     <w:tblStylePr w:type="lastCol">
       <w:rPr>
-        <w:rFonts w:asciiTheme="majorHAnsi" w:eastAsiaTheme="majorEastAsia" w:hAnsiTheme="majorHAnsi" w:cstheme="majorBidi"/>
+        <w:rFonts w:ascii="Times New Roman" w:hAnsi="Times New Roman" w:cs="Times New Roman" w:eastAsia="宋体"/>
         <w:b/>
         <w:bCs/>
       </w:rPr>
@@ -4067,7 +4067,7 @@
         <w:spacing w:before="0" w:after="0" w:line="240" w:lineRule="auto"/>
       </w:pPr>
       <w:rPr>
-        <w:rFonts w:asciiTheme="majorHAnsi" w:eastAsiaTheme="majorEastAsia" w:hAnsiTheme="majorHAnsi" w:cstheme="majorBidi"/>
+        <w:rFonts w:ascii="Times New Roman" w:hAnsi="Times New Roman" w:cs="Times New Roman" w:eastAsia="宋体"/>
         <w:b/>
         <w:bCs/>
       </w:rPr>
@@ -4088,7 +4088,7 @@
         <w:spacing w:before="0" w:after="0" w:line="240" w:lineRule="auto"/>
       </w:pPr>
       <w:rPr>
-        <w:rFonts w:asciiTheme="majorHAnsi" w:eastAsiaTheme="majorEastAsia" w:hAnsiTheme="majorHAnsi" w:cstheme="majorBidi"/>
+        <w:rFonts w:ascii="Times New Roman" w:hAnsi="Times New Roman" w:cs="Times New Roman" w:eastAsia="宋体"/>
         <w:b/>
         <w:bCs/>
       </w:rPr>
@@ -4106,14 +4106,14 @@
     </w:tblStylePr>
     <w:tblStylePr w:type="firstCol">
       <w:rPr>
-        <w:rFonts w:asciiTheme="majorHAnsi" w:eastAsiaTheme="majorEastAsia" w:hAnsiTheme="majorHAnsi" w:cstheme="majorBidi"/>
+        <w:rFonts w:ascii="Times New Roman" w:hAnsi="Times New Roman" w:cs="Times New Roman" w:eastAsia="宋体"/>
         <w:b/>
         <w:bCs/>
       </w:rPr>
     </w:tblStylePr>
     <w:tblStylePr w:type="lastCol">
       <w:rPr>
-        <w:rFonts w:asciiTheme="majorHAnsi" w:eastAsiaTheme="majorEastAsia" w:hAnsiTheme="majorHAnsi" w:cstheme="majorBidi"/>
+        <w:rFonts w:ascii="Times New Roman" w:hAnsi="Times New Roman" w:cs="Times New Roman" w:eastAsia="宋体"/>
         <w:b/>
         <w:bCs/>
       </w:rPr>
@@ -5978,7 +5978,7 @@
     </w:tblPr>
     <w:tblStylePr w:type="firstRow">
       <w:rPr>
-        <w:rFonts w:asciiTheme="majorHAnsi" w:eastAsiaTheme="majorEastAsia" w:hAnsiTheme="majorHAnsi" w:cstheme="majorBidi"/>
+        <w:rFonts w:ascii="Times New Roman" w:hAnsi="Times New Roman" w:cs="Times New Roman" w:eastAsia="宋体"/>
       </w:rPr>
       <w:tblPr/>
       <w:tcPr>
@@ -6062,7 +6062,7 @@
     </w:tblPr>
     <w:tblStylePr w:type="firstRow">
       <w:rPr>
-        <w:rFonts w:asciiTheme="majorHAnsi" w:eastAsiaTheme="majorEastAsia" w:hAnsiTheme="majorHAnsi" w:cstheme="majorBidi"/>
+        <w:rFonts w:ascii="Times New Roman" w:hAnsi="Times New Roman" w:cs="Times New Roman" w:eastAsia="宋体"/>
       </w:rPr>
       <w:tblPr/>
       <w:tcPr>
@@ -6146,7 +6146,7 @@
     </w:tblPr>
     <w:tblStylePr w:type="firstRow">
       <w:rPr>
-        <w:rFonts w:asciiTheme="majorHAnsi" w:eastAsiaTheme="majorEastAsia" w:hAnsiTheme="majorHAnsi" w:cstheme="majorBidi"/>
+        <w:rFonts w:ascii="Times New Roman" w:hAnsi="Times New Roman" w:cs="Times New Roman" w:eastAsia="宋体"/>
       </w:rPr>
       <w:tblPr/>
       <w:tcPr>
@@ -6230,7 +6230,7 @@
     </w:tblPr>
     <w:tblStylePr w:type="firstRow">
       <w:rPr>
-        <w:rFonts w:asciiTheme="majorHAnsi" w:eastAsiaTheme="majorEastAsia" w:hAnsiTheme="majorHAnsi" w:cstheme="majorBidi"/>
+        <w:rFonts w:ascii="Times New Roman" w:hAnsi="Times New Roman" w:cs="Times New Roman" w:eastAsia="宋体"/>
       </w:rPr>
       <w:tblPr/>
       <w:tcPr>
@@ -6314,7 +6314,7 @@
     </w:tblPr>
     <w:tblStylePr w:type="firstRow">
       <w:rPr>
-        <w:rFonts w:asciiTheme="majorHAnsi" w:eastAsiaTheme="majorEastAsia" w:hAnsiTheme="majorHAnsi" w:cstheme="majorBidi"/>
+        <w:rFonts w:ascii="Times New Roman" w:hAnsi="Times New Roman" w:cs="Times New Roman" w:eastAsia="宋体"/>
       </w:rPr>
       <w:tblPr/>
       <w:tcPr>
@@ -6398,7 +6398,7 @@
     </w:tblPr>
     <w:tblStylePr w:type="firstRow">
       <w:rPr>
-        <w:rFonts w:asciiTheme="majorHAnsi" w:eastAsiaTheme="majorEastAsia" w:hAnsiTheme="majorHAnsi" w:cstheme="majorBidi"/>
+        <w:rFonts w:ascii="Times New Roman" w:hAnsi="Times New Roman" w:cs="Times New Roman" w:eastAsia="宋体"/>
       </w:rPr>
       <w:tblPr/>
       <w:tcPr>
@@ -6482,7 +6482,7 @@
     </w:tblPr>
     <w:tblStylePr w:type="firstRow">
       <w:rPr>
-        <w:rFonts w:asciiTheme="majorHAnsi" w:eastAsiaTheme="majorEastAsia" w:hAnsiTheme="majorHAnsi" w:cstheme="majorBidi"/>
+        <w:rFonts w:ascii="Times New Roman" w:hAnsi="Times New Roman" w:cs="Times New Roman" w:eastAsia="宋体"/>
       </w:rPr>
       <w:tblPr/>
       <w:tcPr>
@@ -6547,7 +6547,7 @@
       <w:spacing w:after="0" w:line="240" w:lineRule="auto"/>
     </w:pPr>
     <w:rPr>
-      <w:rFonts w:asciiTheme="majorHAnsi" w:eastAsiaTheme="majorEastAsia" w:hAnsiTheme="majorHAnsi" w:cstheme="majorBidi"/>
+      <w:rFonts w:ascii="Times New Roman" w:hAnsi="Times New Roman" w:cs="Times New Roman" w:eastAsia="宋体"/>
       <w:color w:val="000000" w:themeColor="text1"/>
     </w:rPr>
     <w:tblPr>
@@ -6675,7 +6675,7 @@
       <w:spacing w:after="0" w:line="240" w:lineRule="auto"/>
     </w:pPr>
     <w:rPr>
-      <w:rFonts w:asciiTheme="majorHAnsi" w:eastAsiaTheme="majorEastAsia" w:hAnsiTheme="majorHAnsi" w:cstheme="majorBidi"/>
+      <w:rFonts w:ascii="Times New Roman" w:hAnsi="Times New Roman" w:cs="Times New Roman" w:eastAsia="宋体"/>
       <w:color w:val="000000" w:themeColor="text1"/>
     </w:rPr>
     <w:tblPr>
@@ -6803,7 +6803,7 @@
       <w:spacing w:after="0" w:line="240" w:lineRule="auto"/>
     </w:pPr>
     <w:rPr>
-      <w:rFonts w:asciiTheme="majorHAnsi" w:eastAsiaTheme="majorEastAsia" w:hAnsiTheme="majorHAnsi" w:cstheme="majorBidi"/>
+      <w:rFonts w:ascii="Times New Roman" w:hAnsi="Times New Roman" w:cs="Times New Roman" w:eastAsia="宋体"/>
       <w:color w:val="000000" w:themeColor="text1"/>
     </w:rPr>
     <w:tblPr>
@@ -6931,7 +6931,7 @@
       <w:spacing w:after="0" w:line="240" w:lineRule="auto"/>
     </w:pPr>
     <w:rPr>
-      <w:rFonts w:asciiTheme="majorHAnsi" w:eastAsiaTheme="majorEastAsia" w:hAnsiTheme="majorHAnsi" w:cstheme="majorBidi"/>
+      <w:rFonts w:ascii="Times New Roman" w:hAnsi="Times New Roman" w:cs="Times New Roman" w:eastAsia="宋体"/>
       <w:color w:val="000000" w:themeColor="text1"/>
     </w:rPr>
     <w:tblPr>
@@ -7059,7 +7059,7 @@
       <w:spacing w:after="0" w:line="240" w:lineRule="auto"/>
     </w:pPr>
     <w:rPr>
-      <w:rFonts w:asciiTheme="majorHAnsi" w:eastAsiaTheme="majorEastAsia" w:hAnsiTheme="majorHAnsi" w:cstheme="majorBidi"/>
+      <w:rFonts w:ascii="Times New Roman" w:hAnsi="Times New Roman" w:cs="Times New Roman" w:eastAsia="宋体"/>
       <w:color w:val="000000" w:themeColor="text1"/>
     </w:rPr>
     <w:tblPr>
@@ -7187,7 +7187,7 @@
       <w:spacing w:after="0" w:line="240" w:lineRule="auto"/>
     </w:pPr>
     <w:rPr>
-      <w:rFonts w:asciiTheme="majorHAnsi" w:eastAsiaTheme="majorEastAsia" w:hAnsiTheme="majorHAnsi" w:cstheme="majorBidi"/>
+      <w:rFonts w:ascii="Times New Roman" w:hAnsi="Times New Roman" w:cs="Times New Roman" w:eastAsia="宋体"/>
       <w:color w:val="000000" w:themeColor="text1"/>
     </w:rPr>
     <w:tblPr>
@@ -7315,7 +7315,7 @@
       <w:spacing w:after="0" w:line="240" w:lineRule="auto"/>
     </w:pPr>
     <w:rPr>
-      <w:rFonts w:asciiTheme="majorHAnsi" w:eastAsiaTheme="majorEastAsia" w:hAnsiTheme="majorHAnsi" w:cstheme="majorBidi"/>
+      <w:rFonts w:ascii="Times New Roman" w:hAnsi="Times New Roman" w:cs="Times New Roman" w:eastAsia="宋体"/>
       <w:color w:val="000000" w:themeColor="text1"/>
     </w:rPr>
     <w:tblPr>
@@ -7954,7 +7954,7 @@
       <w:spacing w:after="0" w:line="240" w:lineRule="auto"/>
     </w:pPr>
     <w:rPr>
-      <w:rFonts w:asciiTheme="majorHAnsi" w:eastAsiaTheme="majorEastAsia" w:hAnsiTheme="majorHAnsi" w:cstheme="majorBidi"/>
+      <w:rFonts w:ascii="Times New Roman" w:hAnsi="Times New Roman" w:cs="Times New Roman" w:eastAsia="宋体"/>
       <w:color w:val="000000" w:themeColor="text1"/>
     </w:rPr>
     <w:tblPr>
@@ -8079,7 +8079,7 @@
       <w:spacing w:after="0" w:line="240" w:lineRule="auto"/>
     </w:pPr>
     <w:rPr>
-      <w:rFonts w:asciiTheme="majorHAnsi" w:eastAsiaTheme="majorEastAsia" w:hAnsiTheme="majorHAnsi" w:cstheme="majorBidi"/>
+      <w:rFonts w:ascii="Times New Roman" w:hAnsi="Times New Roman" w:cs="Times New Roman" w:eastAsia="宋体"/>
       <w:color w:val="000000" w:themeColor="text1"/>
     </w:rPr>
     <w:tblPr>
@@ -8204,7 +8204,7 @@
       <w:spacing w:after="0" w:line="240" w:lineRule="auto"/>
     </w:pPr>
     <w:rPr>
-      <w:rFonts w:asciiTheme="majorHAnsi" w:eastAsiaTheme="majorEastAsia" w:hAnsiTheme="majorHAnsi" w:cstheme="majorBidi"/>
+      <w:rFonts w:ascii="Times New Roman" w:hAnsi="Times New Roman" w:cs="Times New Roman" w:eastAsia="宋体"/>
       <w:color w:val="000000" w:themeColor="text1"/>
     </w:rPr>
     <w:tblPr>
@@ -8329,7 +8329,7 @@
       <w:spacing w:after="0" w:line="240" w:lineRule="auto"/>
     </w:pPr>
     <w:rPr>
-      <w:rFonts w:asciiTheme="majorHAnsi" w:eastAsiaTheme="majorEastAsia" w:hAnsiTheme="majorHAnsi" w:cstheme="majorBidi"/>
+      <w:rFonts w:ascii="Times New Roman" w:hAnsi="Times New Roman" w:cs="Times New Roman" w:eastAsia="宋体"/>
       <w:color w:val="000000" w:themeColor="text1"/>
     </w:rPr>
     <w:tblPr>
@@ -8454,7 +8454,7 @@
       <w:spacing w:after="0" w:line="240" w:lineRule="auto"/>
     </w:pPr>
     <w:rPr>
-      <w:rFonts w:asciiTheme="majorHAnsi" w:eastAsiaTheme="majorEastAsia" w:hAnsiTheme="majorHAnsi" w:cstheme="majorBidi"/>
+      <w:rFonts w:ascii="Times New Roman" w:hAnsi="Times New Roman" w:cs="Times New Roman" w:eastAsia="宋体"/>
       <w:color w:val="000000" w:themeColor="text1"/>
     </w:rPr>
     <w:tblPr>
@@ -8579,7 +8579,7 @@
       <w:spacing w:after="0" w:line="240" w:lineRule="auto"/>
     </w:pPr>
     <w:rPr>
-      <w:rFonts w:asciiTheme="majorHAnsi" w:eastAsiaTheme="majorEastAsia" w:hAnsiTheme="majorHAnsi" w:cstheme="majorBidi"/>
+      <w:rFonts w:ascii="Times New Roman" w:hAnsi="Times New Roman" w:cs="Times New Roman" w:eastAsia="宋体"/>
       <w:color w:val="000000" w:themeColor="text1"/>
     </w:rPr>
     <w:tblPr>
@@ -8704,7 +8704,7 @@
       <w:spacing w:after="0" w:line="240" w:lineRule="auto"/>
     </w:pPr>
     <w:rPr>
-      <w:rFonts w:asciiTheme="majorHAnsi" w:eastAsiaTheme="majorEastAsia" w:hAnsiTheme="majorHAnsi" w:cstheme="majorBidi"/>
+      <w:rFonts w:ascii="Times New Roman" w:hAnsi="Times New Roman" w:cs="Times New Roman" w:eastAsia="宋体"/>
       <w:color w:val="000000" w:themeColor="text1"/>
     </w:rPr>
     <w:tblPr>
@@ -12619,10 +12619,10 @@
   <w:docDefaults>
     <w:rPrDefault>
       <w:rPr>
-        <w:rFonts w:asciiTheme="minorHAnsi" w:eastAsiaTheme="minorEastAsia" w:hAnsiTheme="minorHAnsi" w:cstheme="minorBidi"/>
+        <w:rFonts w:ascii="Times New Roman" w:hAnsi="Times New Roman" w:cs="Times New Roman" w:eastAsia="宋体"/>
         <w:sz w:val="22"/>
         <w:szCs w:val="22"/>
-        <w:lang w:val="en-US" w:eastAsia="en-US" w:bidi="ar-SA"/>
+        <w:lang w:val="en-US" w:eastAsia="zh-CN" w:bidi="ar-SA"/>
       </w:rPr>
     </w:rPrDefault>
     <w:pPrDefault>
@@ -12790,7 +12790,7 @@
       <w:outlineLvl w:val="0"/>
     </w:pPr>
     <w:rPr>
-      <w:rFonts w:asciiTheme="majorHAnsi" w:eastAsiaTheme="majorEastAsia" w:hAnsiTheme="majorHAnsi" w:cstheme="majorBidi"/>
+      <w:rFonts w:ascii="Times New Roman" w:hAnsi="Times New Roman" w:cs="Times New Roman" w:eastAsia="黑体"/>
       <w:b/>
       <w:bCs/>
       <w:color w:val="365F91" w:themeColor="accent1" w:themeShade="BF"/>
@@ -12814,7 +12814,7 @@
       <w:outlineLvl w:val="1"/>
     </w:pPr>
     <w:rPr>
-      <w:rFonts w:asciiTheme="majorHAnsi" w:eastAsiaTheme="majorEastAsia" w:hAnsiTheme="majorHAnsi" w:cstheme="majorBidi"/>
+      <w:rFonts w:ascii="Times New Roman" w:hAnsi="Times New Roman" w:cs="Times New Roman" w:eastAsia="黑体"/>
       <w:b/>
       <w:bCs/>
       <w:color w:val="4F81BD" w:themeColor="accent1"/>
@@ -12838,7 +12838,7 @@
       <w:outlineLvl w:val="2"/>
     </w:pPr>
     <w:rPr>
-      <w:rFonts w:asciiTheme="majorHAnsi" w:eastAsiaTheme="majorEastAsia" w:hAnsiTheme="majorHAnsi" w:cstheme="majorBidi"/>
+      <w:rFonts w:ascii="Times New Roman" w:hAnsi="Times New Roman" w:cs="Times New Roman" w:eastAsia="黑体"/>
       <w:b/>
       <w:bCs/>
       <w:color w:val="4F81BD" w:themeColor="accent1"/>
@@ -12861,7 +12861,7 @@
       <w:outlineLvl w:val="3"/>
     </w:pPr>
     <w:rPr>
-      <w:rFonts w:asciiTheme="majorHAnsi" w:eastAsiaTheme="majorEastAsia" w:hAnsiTheme="majorHAnsi" w:cstheme="majorBidi"/>
+      <w:rFonts w:ascii="Times New Roman" w:hAnsi="Times New Roman" w:cs="Times New Roman" w:eastAsia="黑体"/>
       <w:b/>
       <w:bCs/>
       <w:i/>
@@ -12886,7 +12886,7 @@
       <w:outlineLvl w:val="4"/>
     </w:pPr>
     <w:rPr>
-      <w:rFonts w:asciiTheme="majorHAnsi" w:eastAsiaTheme="majorEastAsia" w:hAnsiTheme="majorHAnsi" w:cstheme="majorBidi"/>
+      <w:rFonts w:ascii="Times New Roman" w:hAnsi="Times New Roman" w:cs="Times New Roman" w:eastAsia="黑体"/>
       <w:color w:val="243F60" w:themeColor="accent1" w:themeShade="7F"/>
     </w:rPr>
   </w:style>
@@ -12907,7 +12907,7 @@
       <w:outlineLvl w:val="5"/>
     </w:pPr>
     <w:rPr>
-      <w:rFonts w:asciiTheme="majorHAnsi" w:eastAsiaTheme="majorEastAsia" w:hAnsiTheme="majorHAnsi" w:cstheme="majorBidi"/>
+      <w:rFonts w:ascii="Times New Roman" w:hAnsi="Times New Roman" w:cs="Times New Roman" w:eastAsia="黑体"/>
       <w:i/>
       <w:iCs/>
       <w:color w:val="243F60" w:themeColor="accent1" w:themeShade="7F"/>
@@ -12930,7 +12930,7 @@
       <w:outlineLvl w:val="6"/>
     </w:pPr>
     <w:rPr>
-      <w:rFonts w:asciiTheme="majorHAnsi" w:eastAsiaTheme="majorEastAsia" w:hAnsiTheme="majorHAnsi" w:cstheme="majorBidi"/>
+      <w:rFonts w:ascii="Times New Roman" w:hAnsi="Times New Roman" w:cs="Times New Roman" w:eastAsia="黑体"/>
       <w:i/>
       <w:iCs/>
       <w:color w:val="404040" w:themeColor="text1" w:themeTint="BF"/>
@@ -12953,7 +12953,7 @@
       <w:outlineLvl w:val="7"/>
     </w:pPr>
     <w:rPr>
-      <w:rFonts w:asciiTheme="majorHAnsi" w:eastAsiaTheme="majorEastAsia" w:hAnsiTheme="majorHAnsi" w:cstheme="majorBidi"/>
+      <w:rFonts w:ascii="Times New Roman" w:hAnsi="Times New Roman" w:cs="Times New Roman" w:eastAsia="黑体"/>
       <w:color w:val="4F81BD" w:themeColor="accent1"/>
       <w:sz w:val="20"/>
       <w:szCs w:val="20"/>
@@ -12976,7 +12976,7 @@
       <w:outlineLvl w:val="8"/>
     </w:pPr>
     <w:rPr>
-      <w:rFonts w:asciiTheme="majorHAnsi" w:eastAsiaTheme="majorEastAsia" w:hAnsiTheme="majorHAnsi" w:cstheme="majorBidi"/>
+      <w:rFonts w:ascii="Times New Roman" w:hAnsi="Times New Roman" w:cs="Times New Roman" w:eastAsia="黑体"/>
       <w:i/>
       <w:iCs/>
       <w:color w:val="404040" w:themeColor="text1" w:themeTint="BF"/>
@@ -13027,7 +13027,7 @@
     <w:uiPriority w:val="9"/>
     <w:rsid w:val="00FC693F"/>
     <w:rPr>
-      <w:rFonts w:asciiTheme="majorHAnsi" w:eastAsiaTheme="majorEastAsia" w:hAnsiTheme="majorHAnsi" w:cstheme="majorBidi"/>
+      <w:rFonts w:ascii="Times New Roman" w:hAnsi="Times New Roman" w:cs="Times New Roman" w:eastAsia="黑体"/>
       <w:b/>
       <w:bCs/>
       <w:color w:val="365F91" w:themeColor="accent1" w:themeShade="BF"/>
@@ -13042,7 +13042,7 @@
     <w:uiPriority w:val="9"/>
     <w:rsid w:val="00FC693F"/>
     <w:rPr>
-      <w:rFonts w:asciiTheme="majorHAnsi" w:eastAsiaTheme="majorEastAsia" w:hAnsiTheme="majorHAnsi" w:cstheme="majorBidi"/>
+      <w:rFonts w:ascii="Times New Roman" w:hAnsi="Times New Roman" w:cs="Times New Roman" w:eastAsia="黑体"/>
       <w:b/>
       <w:bCs/>
       <w:color w:val="4F81BD" w:themeColor="accent1"/>
@@ -13057,7 +13057,7 @@
     <w:uiPriority w:val="9"/>
     <w:rsid w:val="00FC693F"/>
     <w:rPr>
-      <w:rFonts w:asciiTheme="majorHAnsi" w:eastAsiaTheme="majorEastAsia" w:hAnsiTheme="majorHAnsi" w:cstheme="majorBidi"/>
+      <w:rFonts w:ascii="Times New Roman" w:hAnsi="Times New Roman" w:cs="Times New Roman" w:eastAsia="黑体"/>
       <w:b/>
       <w:bCs/>
       <w:color w:val="4F81BD" w:themeColor="accent1"/>
@@ -13079,7 +13079,7 @@
       <w:contextualSpacing/>
     </w:pPr>
     <w:rPr>
-      <w:rFonts w:asciiTheme="majorHAnsi" w:eastAsiaTheme="majorEastAsia" w:hAnsiTheme="majorHAnsi" w:cstheme="majorBidi"/>
+      <w:rFonts w:ascii="Times New Roman" w:hAnsi="Times New Roman" w:cs="Times New Roman" w:eastAsia="黑体"/>
       <w:color w:val="17365D" w:themeColor="text2" w:themeShade="BF"/>
       <w:spacing w:val="5"/>
       <w:kern w:val="28"/>
@@ -13094,7 +13094,7 @@
     <w:uiPriority w:val="10"/>
     <w:rsid w:val="00FC693F"/>
     <w:rPr>
-      <w:rFonts w:asciiTheme="majorHAnsi" w:eastAsiaTheme="majorEastAsia" w:hAnsiTheme="majorHAnsi" w:cstheme="majorBidi"/>
+      <w:rFonts w:ascii="Times New Roman" w:hAnsi="Times New Roman" w:cs="Times New Roman" w:eastAsia="黑体"/>
       <w:color w:val="17365D" w:themeColor="text2" w:themeShade="BF"/>
       <w:spacing w:val="5"/>
       <w:kern w:val="28"/>
@@ -13116,7 +13116,7 @@
       </w:numPr>
     </w:pPr>
     <w:rPr>
-      <w:rFonts w:asciiTheme="majorHAnsi" w:eastAsiaTheme="majorEastAsia" w:hAnsiTheme="majorHAnsi" w:cstheme="majorBidi"/>
+      <w:rFonts w:ascii="Times New Roman" w:hAnsi="Times New Roman" w:cs="Times New Roman" w:eastAsia="黑体"/>
       <w:i/>
       <w:iCs/>
       <w:color w:val="4F81BD" w:themeColor="accent1"/>
@@ -13132,7 +13132,7 @@
     <w:uiPriority w:val="11"/>
     <w:rsid w:val="00FC693F"/>
     <w:rPr>
-      <w:rFonts w:asciiTheme="majorHAnsi" w:eastAsiaTheme="majorEastAsia" w:hAnsiTheme="majorHAnsi" w:cstheme="majorBidi"/>
+      <w:rFonts w:ascii="Times New Roman" w:hAnsi="Times New Roman" w:cs="Times New Roman" w:eastAsia="黑体"/>
       <w:i/>
       <w:iCs/>
       <w:color w:val="4F81BD" w:themeColor="accent1"/>
@@ -13379,7 +13379,7 @@
       </w:tabs>
     </w:pPr>
     <w:rPr>
-      <w:rFonts w:ascii="Courier" w:hAnsi="Courier"/>
+      <w:rFonts w:ascii="Times New Roman" w:hAnsi="Times New Roman" w:cs="Times New Roman" w:eastAsia="宋体"/>
       <w:sz w:val="20"/>
       <w:szCs w:val="20"/>
     </w:rPr>
@@ -13391,7 +13391,7 @@
     <w:uiPriority w:val="99"/>
     <w:rsid w:val="0029639D"/>
     <w:rPr>
-      <w:rFonts w:ascii="Courier" w:hAnsi="Courier"/>
+      <w:rFonts w:ascii="Times New Roman" w:hAnsi="Times New Roman" w:cs="Times New Roman" w:eastAsia="宋体"/>
       <w:sz w:val="20"/>
       <w:szCs w:val="20"/>
     </w:rPr>
@@ -13430,7 +13430,7 @@
     <w:semiHidden/>
     <w:rsid w:val="00FC693F"/>
     <w:rPr>
-      <w:rFonts w:asciiTheme="majorHAnsi" w:eastAsiaTheme="majorEastAsia" w:hAnsiTheme="majorHAnsi" w:cstheme="majorBidi"/>
+      <w:rFonts w:ascii="Times New Roman" w:hAnsi="Times New Roman" w:cs="Times New Roman" w:eastAsia="黑体"/>
       <w:b/>
       <w:bCs/>
       <w:i/>
@@ -13446,7 +13446,7 @@
     <w:semiHidden/>
     <w:rsid w:val="00FC693F"/>
     <w:rPr>
-      <w:rFonts w:asciiTheme="majorHAnsi" w:eastAsiaTheme="majorEastAsia" w:hAnsiTheme="majorHAnsi" w:cstheme="majorBidi"/>
+      <w:rFonts w:ascii="Times New Roman" w:hAnsi="Times New Roman" w:cs="Times New Roman" w:eastAsia="黑体"/>
       <w:color w:val="243F60" w:themeColor="accent1" w:themeShade="7F"/>
     </w:rPr>
   </w:style>
@@ -13458,7 +13458,7 @@
     <w:semiHidden/>
     <w:rsid w:val="00FC693F"/>
     <w:rPr>
-      <w:rFonts w:asciiTheme="majorHAnsi" w:eastAsiaTheme="majorEastAsia" w:hAnsiTheme="majorHAnsi" w:cstheme="majorBidi"/>
+      <w:rFonts w:ascii="Times New Roman" w:hAnsi="Times New Roman" w:cs="Times New Roman" w:eastAsia="黑体"/>
       <w:i/>
       <w:iCs/>
       <w:color w:val="243F60" w:themeColor="accent1" w:themeShade="7F"/>
@@ -13472,7 +13472,7 @@
     <w:semiHidden/>
     <w:rsid w:val="00FC693F"/>
     <w:rPr>
-      <w:rFonts w:asciiTheme="majorHAnsi" w:eastAsiaTheme="majorEastAsia" w:hAnsiTheme="majorHAnsi" w:cstheme="majorBidi"/>
+      <w:rFonts w:ascii="Times New Roman" w:hAnsi="Times New Roman" w:cs="Times New Roman" w:eastAsia="黑体"/>
       <w:i/>
       <w:iCs/>
       <w:color w:val="404040" w:themeColor="text1" w:themeTint="BF"/>
@@ -13486,7 +13486,7 @@
     <w:semiHidden/>
     <w:rsid w:val="00FC693F"/>
     <w:rPr>
-      <w:rFonts w:asciiTheme="majorHAnsi" w:eastAsiaTheme="majorEastAsia" w:hAnsiTheme="majorHAnsi" w:cstheme="majorBidi"/>
+      <w:rFonts w:ascii="Times New Roman" w:hAnsi="Times New Roman" w:cs="Times New Roman" w:eastAsia="黑体"/>
       <w:color w:val="4F81BD" w:themeColor="accent1"/>
       <w:sz w:val="20"/>
       <w:szCs w:val="20"/>
@@ -13500,7 +13500,7 @@
     <w:semiHidden/>
     <w:rsid w:val="00FC693F"/>
     <w:rPr>
-      <w:rFonts w:asciiTheme="majorHAnsi" w:eastAsiaTheme="majorEastAsia" w:hAnsiTheme="majorHAnsi" w:cstheme="majorBidi"/>
+      <w:rFonts w:ascii="Times New Roman" w:hAnsi="Times New Roman" w:cs="Times New Roman" w:eastAsia="黑体"/>
       <w:i/>
       <w:iCs/>
       <w:color w:val="404040" w:themeColor="text1" w:themeTint="BF"/>
@@ -15089,7 +15089,7 @@
         <w:spacing w:before="0" w:after="0" w:line="240" w:lineRule="auto"/>
       </w:pPr>
       <w:rPr>
-        <w:rFonts w:asciiTheme="majorHAnsi" w:eastAsiaTheme="majorEastAsia" w:hAnsiTheme="majorHAnsi" w:cstheme="majorBidi"/>
+        <w:rFonts w:ascii="Times New Roman" w:hAnsi="Times New Roman" w:cs="Times New Roman" w:eastAsia="宋体"/>
         <w:b/>
         <w:bCs/>
       </w:rPr>
@@ -15110,7 +15110,7 @@
         <w:spacing w:before="0" w:after="0" w:line="240" w:lineRule="auto"/>
       </w:pPr>
       <w:rPr>
-        <w:rFonts w:asciiTheme="majorHAnsi" w:eastAsiaTheme="majorEastAsia" w:hAnsiTheme="majorHAnsi" w:cstheme="majorBidi"/>
+        <w:rFonts w:ascii="Times New Roman" w:hAnsi="Times New Roman" w:cs="Times New Roman" w:eastAsia="宋体"/>
         <w:b/>
         <w:bCs/>
       </w:rPr>
@@ -15128,14 +15128,14 @@
     </w:tblStylePr>
     <w:tblStylePr w:type="firstCol">
       <w:rPr>
-        <w:rFonts w:asciiTheme="majorHAnsi" w:eastAsiaTheme="majorEastAsia" w:hAnsiTheme="majorHAnsi" w:cstheme="majorBidi"/>
+        <w:rFonts w:ascii="Times New Roman" w:hAnsi="Times New Roman" w:cs="Times New Roman" w:eastAsia="宋体"/>
         <w:b/>
         <w:bCs/>
       </w:rPr>
     </w:tblStylePr>
     <w:tblStylePr w:type="lastCol">
       <w:rPr>
-        <w:rFonts w:asciiTheme="majorHAnsi" w:eastAsiaTheme="majorEastAsia" w:hAnsiTheme="majorHAnsi" w:cstheme="majorBidi"/>
+        <w:rFonts w:ascii="Times New Roman" w:hAnsi="Times New Roman" w:cs="Times New Roman" w:eastAsia="宋体"/>
         <w:b/>
         <w:bCs/>
       </w:rPr>
@@ -15219,7 +15219,7 @@
         <w:spacing w:before="0" w:after="0" w:line="240" w:lineRule="auto"/>
       </w:pPr>
       <w:rPr>
-        <w:rFonts w:asciiTheme="majorHAnsi" w:eastAsiaTheme="majorEastAsia" w:hAnsiTheme="majorHAnsi" w:cstheme="majorBidi"/>
+        <w:rFonts w:ascii="Times New Roman" w:hAnsi="Times New Roman" w:cs="Times New Roman" w:eastAsia="宋体"/>
         <w:b/>
         <w:bCs/>
       </w:rPr>
@@ -15240,7 +15240,7 @@
         <w:spacing w:before="0" w:after="0" w:line="240" w:lineRule="auto"/>
       </w:pPr>
       <w:rPr>
-        <w:rFonts w:asciiTheme="majorHAnsi" w:eastAsiaTheme="majorEastAsia" w:hAnsiTheme="majorHAnsi" w:cstheme="majorBidi"/>
+        <w:rFonts w:ascii="Times New Roman" w:hAnsi="Times New Roman" w:cs="Times New Roman" w:eastAsia="宋体"/>
         <w:b/>
         <w:bCs/>
       </w:rPr>
@@ -15258,14 +15258,14 @@
     </w:tblStylePr>
     <w:tblStylePr w:type="firstCol">
       <w:rPr>
-        <w:rFonts w:asciiTheme="majorHAnsi" w:eastAsiaTheme="majorEastAsia" w:hAnsiTheme="majorHAnsi" w:cstheme="majorBidi"/>
+        <w:rFonts w:ascii="Times New Roman" w:hAnsi="Times New Roman" w:cs="Times New Roman" w:eastAsia="宋体"/>
         <w:b/>
         <w:bCs/>
       </w:rPr>
     </w:tblStylePr>
     <w:tblStylePr w:type="lastCol">
       <w:rPr>
-        <w:rFonts w:asciiTheme="majorHAnsi" w:eastAsiaTheme="majorEastAsia" w:hAnsiTheme="majorHAnsi" w:cstheme="majorBidi"/>
+        <w:rFonts w:ascii="Times New Roman" w:hAnsi="Times New Roman" w:cs="Times New Roman" w:eastAsia="宋体"/>
         <w:b/>
         <w:bCs/>
       </w:rPr>
@@ -15349,7 +15349,7 @@
         <w:spacing w:before="0" w:after="0" w:line="240" w:lineRule="auto"/>
       </w:pPr>
       <w:rPr>
-        <w:rFonts w:asciiTheme="majorHAnsi" w:eastAsiaTheme="majorEastAsia" w:hAnsiTheme="majorHAnsi" w:cstheme="majorBidi"/>
+        <w:rFonts w:ascii="Times New Roman" w:hAnsi="Times New Roman" w:cs="Times New Roman" w:eastAsia="宋体"/>
         <w:b/>
         <w:bCs/>
       </w:rPr>
@@ -15370,7 +15370,7 @@
         <w:spacing w:before="0" w:after="0" w:line="240" w:lineRule="auto"/>
       </w:pPr>
       <w:rPr>
-        <w:rFonts w:asciiTheme="majorHAnsi" w:eastAsiaTheme="majorEastAsia" w:hAnsiTheme="majorHAnsi" w:cstheme="majorBidi"/>
+        <w:rFonts w:ascii="Times New Roman" w:hAnsi="Times New Roman" w:cs="Times New Roman" w:eastAsia="宋体"/>
         <w:b/>
         <w:bCs/>
       </w:rPr>
@@ -15388,14 +15388,14 @@
     </w:tblStylePr>
     <w:tblStylePr w:type="firstCol">
       <w:rPr>
-        <w:rFonts w:asciiTheme="majorHAnsi" w:eastAsiaTheme="majorEastAsia" w:hAnsiTheme="majorHAnsi" w:cstheme="majorBidi"/>
+        <w:rFonts w:ascii="Times New Roman" w:hAnsi="Times New Roman" w:cs="Times New Roman" w:eastAsia="宋体"/>
         <w:b/>
         <w:bCs/>
       </w:rPr>
     </w:tblStylePr>
     <w:tblStylePr w:type="lastCol">
       <w:rPr>
-        <w:rFonts w:asciiTheme="majorHAnsi" w:eastAsiaTheme="majorEastAsia" w:hAnsiTheme="majorHAnsi" w:cstheme="majorBidi"/>
+        <w:rFonts w:ascii="Times New Roman" w:hAnsi="Times New Roman" w:cs="Times New Roman" w:eastAsia="宋体"/>
         <w:b/>
         <w:bCs/>
       </w:rPr>
@@ -15479,7 +15479,7 @@
         <w:spacing w:before="0" w:after="0" w:line="240" w:lineRule="auto"/>
       </w:pPr>
       <w:rPr>
-        <w:rFonts w:asciiTheme="majorHAnsi" w:eastAsiaTheme="majorEastAsia" w:hAnsiTheme="majorHAnsi" w:cstheme="majorBidi"/>
+        <w:rFonts w:ascii="Times New Roman" w:hAnsi="Times New Roman" w:cs="Times New Roman" w:eastAsia="宋体"/>
         <w:b/>
         <w:bCs/>
       </w:rPr>
@@ -15500,7 +15500,7 @@
         <w:spacing w:before="0" w:after="0" w:line="240" w:lineRule="auto"/>
       </w:pPr>
       <w:rPr>
-        <w:rFonts w:asciiTheme="majorHAnsi" w:eastAsiaTheme="majorEastAsia" w:hAnsiTheme="majorHAnsi" w:cstheme="majorBidi"/>
+        <w:rFonts w:ascii="Times New Roman" w:hAnsi="Times New Roman" w:cs="Times New Roman" w:eastAsia="宋体"/>
         <w:b/>
         <w:bCs/>
       </w:rPr>
@@ -15518,14 +15518,14 @@
     </w:tblStylePr>
     <w:tblStylePr w:type="firstCol">
       <w:rPr>
-        <w:rFonts w:asciiTheme="majorHAnsi" w:eastAsiaTheme="majorEastAsia" w:hAnsiTheme="majorHAnsi" w:cstheme="majorBidi"/>
+        <w:rFonts w:ascii="Times New Roman" w:hAnsi="Times New Roman" w:cs="Times New Roman" w:eastAsia="宋体"/>
         <w:b/>
         <w:bCs/>
       </w:rPr>
     </w:tblStylePr>
     <w:tblStylePr w:type="lastCol">
       <w:rPr>
-        <w:rFonts w:asciiTheme="majorHAnsi" w:eastAsiaTheme="majorEastAsia" w:hAnsiTheme="majorHAnsi" w:cstheme="majorBidi"/>
+        <w:rFonts w:ascii="Times New Roman" w:hAnsi="Times New Roman" w:cs="Times New Roman" w:eastAsia="宋体"/>
         <w:b/>
         <w:bCs/>
       </w:rPr>
@@ -15609,7 +15609,7 @@
         <w:spacing w:before="0" w:after="0" w:line="240" w:lineRule="auto"/>
       </w:pPr>
       <w:rPr>
-        <w:rFonts w:asciiTheme="majorHAnsi" w:eastAsiaTheme="majorEastAsia" w:hAnsiTheme="majorHAnsi" w:cstheme="majorBidi"/>
+        <w:rFonts w:ascii="Times New Roman" w:hAnsi="Times New Roman" w:cs="Times New Roman" w:eastAsia="宋体"/>
         <w:b/>
         <w:bCs/>
       </w:rPr>
@@ -15630,7 +15630,7 @@
         <w:spacing w:before="0" w:after="0" w:line="240" w:lineRule="auto"/>
       </w:pPr>
       <w:rPr>
-        <w:rFonts w:asciiTheme="majorHAnsi" w:eastAsiaTheme="majorEastAsia" w:hAnsiTheme="majorHAnsi" w:cstheme="majorBidi"/>
+        <w:rFonts w:ascii="Times New Roman" w:hAnsi="Times New Roman" w:cs="Times New Roman" w:eastAsia="宋体"/>
         <w:b/>
         <w:bCs/>
       </w:rPr>
@@ -15648,14 +15648,14 @@
     </w:tblStylePr>
     <w:tblStylePr w:type="firstCol">
       <w:rPr>
-        <w:rFonts w:asciiTheme="majorHAnsi" w:eastAsiaTheme="majorEastAsia" w:hAnsiTheme="majorHAnsi" w:cstheme="majorBidi"/>
+        <w:rFonts w:ascii="Times New Roman" w:hAnsi="Times New Roman" w:cs="Times New Roman" w:eastAsia="宋体"/>
         <w:b/>
         <w:bCs/>
       </w:rPr>
     </w:tblStylePr>
     <w:tblStylePr w:type="lastCol">
       <w:rPr>
-        <w:rFonts w:asciiTheme="majorHAnsi" w:eastAsiaTheme="majorEastAsia" w:hAnsiTheme="majorHAnsi" w:cstheme="majorBidi"/>
+        <w:rFonts w:ascii="Times New Roman" w:hAnsi="Times New Roman" w:cs="Times New Roman" w:eastAsia="宋体"/>
         <w:b/>
         <w:bCs/>
       </w:rPr>
@@ -15739,7 +15739,7 @@
         <w:spacing w:before="0" w:after="0" w:line="240" w:lineRule="auto"/>
       </w:pPr>
       <w:rPr>
-        <w:rFonts w:asciiTheme="majorHAnsi" w:eastAsiaTheme="majorEastAsia" w:hAnsiTheme="majorHAnsi" w:cstheme="majorBidi"/>
+        <w:rFonts w:ascii="Times New Roman" w:hAnsi="Times New Roman" w:cs="Times New Roman" w:eastAsia="宋体"/>
         <w:b/>
         <w:bCs/>
       </w:rPr>
@@ -15760,7 +15760,7 @@
         <w:spacing w:before="0" w:after="0" w:line="240" w:lineRule="auto"/>
       </w:pPr>
       <w:rPr>
-        <w:rFonts w:asciiTheme="majorHAnsi" w:eastAsiaTheme="majorEastAsia" w:hAnsiTheme="majorHAnsi" w:cstheme="majorBidi"/>
+        <w:rFonts w:ascii="Times New Roman" w:hAnsi="Times New Roman" w:cs="Times New Roman" w:eastAsia="宋体"/>
         <w:b/>
         <w:bCs/>
       </w:rPr>
@@ -15778,14 +15778,14 @@
     </w:tblStylePr>
     <w:tblStylePr w:type="firstCol">
       <w:rPr>
-        <w:rFonts w:asciiTheme="majorHAnsi" w:eastAsiaTheme="majorEastAsia" w:hAnsiTheme="majorHAnsi" w:cstheme="majorBidi"/>
+        <w:rFonts w:ascii="Times New Roman" w:hAnsi="Times New Roman" w:cs="Times New Roman" w:eastAsia="宋体"/>
         <w:b/>
         <w:bCs/>
       </w:rPr>
     </w:tblStylePr>
     <w:tblStylePr w:type="lastCol">
       <w:rPr>
-        <w:rFonts w:asciiTheme="majorHAnsi" w:eastAsiaTheme="majorEastAsia" w:hAnsiTheme="majorHAnsi" w:cstheme="majorBidi"/>
+        <w:rFonts w:ascii="Times New Roman" w:hAnsi="Times New Roman" w:cs="Times New Roman" w:eastAsia="宋体"/>
         <w:b/>
         <w:bCs/>
       </w:rPr>
@@ -15869,7 +15869,7 @@
         <w:spacing w:before="0" w:after="0" w:line="240" w:lineRule="auto"/>
       </w:pPr>
       <w:rPr>
-        <w:rFonts w:asciiTheme="majorHAnsi" w:eastAsiaTheme="majorEastAsia" w:hAnsiTheme="majorHAnsi" w:cstheme="majorBidi"/>
+        <w:rFonts w:ascii="Times New Roman" w:hAnsi="Times New Roman" w:cs="Times New Roman" w:eastAsia="宋体"/>
         <w:b/>
         <w:bCs/>
       </w:rPr>
@@ -15890,7 +15890,7 @@
         <w:spacing w:before="0" w:after="0" w:line="240" w:lineRule="auto"/>
       </w:pPr>
       <w:rPr>
-        <w:rFonts w:asciiTheme="majorHAnsi" w:eastAsiaTheme="majorEastAsia" w:hAnsiTheme="majorHAnsi" w:cstheme="majorBidi"/>
+        <w:rFonts w:ascii="Times New Roman" w:hAnsi="Times New Roman" w:cs="Times New Roman" w:eastAsia="宋体"/>
         <w:b/>
         <w:bCs/>
       </w:rPr>
@@ -15908,14 +15908,14 @@
     </w:tblStylePr>
     <w:tblStylePr w:type="firstCol">
       <w:rPr>
-        <w:rFonts w:asciiTheme="majorHAnsi" w:eastAsiaTheme="majorEastAsia" w:hAnsiTheme="majorHAnsi" w:cstheme="majorBidi"/>
+        <w:rFonts w:ascii="Times New Roman" w:hAnsi="Times New Roman" w:cs="Times New Roman" w:eastAsia="宋体"/>
         <w:b/>
         <w:bCs/>
       </w:rPr>
     </w:tblStylePr>
     <w:tblStylePr w:type="lastCol">
       <w:rPr>
-        <w:rFonts w:asciiTheme="majorHAnsi" w:eastAsiaTheme="majorEastAsia" w:hAnsiTheme="majorHAnsi" w:cstheme="majorBidi"/>
+        <w:rFonts w:ascii="Times New Roman" w:hAnsi="Times New Roman" w:cs="Times New Roman" w:eastAsia="宋体"/>
         <w:b/>
         <w:bCs/>
       </w:rPr>
@@ -17780,7 +17780,7 @@
     </w:tblPr>
     <w:tblStylePr w:type="firstRow">
       <w:rPr>
-        <w:rFonts w:asciiTheme="majorHAnsi" w:eastAsiaTheme="majorEastAsia" w:hAnsiTheme="majorHAnsi" w:cstheme="majorBidi"/>
+        <w:rFonts w:ascii="Times New Roman" w:hAnsi="Times New Roman" w:cs="Times New Roman" w:eastAsia="宋体"/>
       </w:rPr>
       <w:tblPr/>
       <w:tcPr>
@@ -17864,7 +17864,7 @@
     </w:tblPr>
     <w:tblStylePr w:type="firstRow">
       <w:rPr>
-        <w:rFonts w:asciiTheme="majorHAnsi" w:eastAsiaTheme="majorEastAsia" w:hAnsiTheme="majorHAnsi" w:cstheme="majorBidi"/>
+        <w:rFonts w:ascii="Times New Roman" w:hAnsi="Times New Roman" w:cs="Times New Roman" w:eastAsia="宋体"/>
       </w:rPr>
       <w:tblPr/>
       <w:tcPr>
@@ -17948,7 +17948,7 @@
     </w:tblPr>
     <w:tblStylePr w:type="firstRow">
       <w:rPr>
-        <w:rFonts w:asciiTheme="majorHAnsi" w:eastAsiaTheme="majorEastAsia" w:hAnsiTheme="majorHAnsi" w:cstheme="majorBidi"/>
+        <w:rFonts w:ascii="Times New Roman" w:hAnsi="Times New Roman" w:cs="Times New Roman" w:eastAsia="宋体"/>
       </w:rPr>
       <w:tblPr/>
       <w:tcPr>
@@ -18032,7 +18032,7 @@
     </w:tblPr>
     <w:tblStylePr w:type="firstRow">
       <w:rPr>
-        <w:rFonts w:asciiTheme="majorHAnsi" w:eastAsiaTheme="majorEastAsia" w:hAnsiTheme="majorHAnsi" w:cstheme="majorBidi"/>
+        <w:rFonts w:ascii="Times New Roman" w:hAnsi="Times New Roman" w:cs="Times New Roman" w:eastAsia="宋体"/>
       </w:rPr>
       <w:tblPr/>
       <w:tcPr>
@@ -18116,7 +18116,7 @@
     </w:tblPr>
     <w:tblStylePr w:type="firstRow">
       <w:rPr>
-        <w:rFonts w:asciiTheme="majorHAnsi" w:eastAsiaTheme="majorEastAsia" w:hAnsiTheme="majorHAnsi" w:cstheme="majorBidi"/>
+        <w:rFonts w:ascii="Times New Roman" w:hAnsi="Times New Roman" w:cs="Times New Roman" w:eastAsia="宋体"/>
       </w:rPr>
       <w:tblPr/>
       <w:tcPr>
@@ -18200,7 +18200,7 @@
     </w:tblPr>
     <w:tblStylePr w:type="firstRow">
       <w:rPr>
-        <w:rFonts w:asciiTheme="majorHAnsi" w:eastAsiaTheme="majorEastAsia" w:hAnsiTheme="majorHAnsi" w:cstheme="majorBidi"/>
+        <w:rFonts w:ascii="Times New Roman" w:hAnsi="Times New Roman" w:cs="Times New Roman" w:eastAsia="宋体"/>
       </w:rPr>
       <w:tblPr/>
       <w:tcPr>
@@ -18284,7 +18284,7 @@
     </w:tblPr>
     <w:tblStylePr w:type="firstRow">
       <w:rPr>
-        <w:rFonts w:asciiTheme="majorHAnsi" w:eastAsiaTheme="majorEastAsia" w:hAnsiTheme="majorHAnsi" w:cstheme="majorBidi"/>
+        <w:rFonts w:ascii="Times New Roman" w:hAnsi="Times New Roman" w:cs="Times New Roman" w:eastAsia="宋体"/>
       </w:rPr>
       <w:tblPr/>
       <w:tcPr>
@@ -18349,7 +18349,7 @@
       <w:spacing w:after="0" w:line="240" w:lineRule="auto"/>
     </w:pPr>
     <w:rPr>
-      <w:rFonts w:asciiTheme="majorHAnsi" w:eastAsiaTheme="majorEastAsia" w:hAnsiTheme="majorHAnsi" w:cstheme="majorBidi"/>
+      <w:rFonts w:ascii="Times New Roman" w:hAnsi="Times New Roman" w:cs="Times New Roman" w:eastAsia="宋体"/>
       <w:color w:val="000000" w:themeColor="text1"/>
     </w:rPr>
     <w:tblPr>
@@ -18477,7 +18477,7 @@
       <w:spacing w:after="0" w:line="240" w:lineRule="auto"/>
     </w:pPr>
     <w:rPr>
-      <w:rFonts w:asciiTheme="majorHAnsi" w:eastAsiaTheme="majorEastAsia" w:hAnsiTheme="majorHAnsi" w:cstheme="majorBidi"/>
+      <w:rFonts w:ascii="Times New Roman" w:hAnsi="Times New Roman" w:cs="Times New Roman" w:eastAsia="宋体"/>
       <w:color w:val="000000" w:themeColor="text1"/>
     </w:rPr>
     <w:tblPr>
@@ -18605,7 +18605,7 @@
       <w:spacing w:after="0" w:line="240" w:lineRule="auto"/>
     </w:pPr>
     <w:rPr>
-      <w:rFonts w:asciiTheme="majorHAnsi" w:eastAsiaTheme="majorEastAsia" w:hAnsiTheme="majorHAnsi" w:cstheme="majorBidi"/>
+      <w:rFonts w:ascii="Times New Roman" w:hAnsi="Times New Roman" w:cs="Times New Roman" w:eastAsia="宋体"/>
       <w:color w:val="000000" w:themeColor="text1"/>
     </w:rPr>
     <w:tblPr>
@@ -18733,7 +18733,7 @@
       <w:spacing w:after="0" w:line="240" w:lineRule="auto"/>
     </w:pPr>
     <w:rPr>
-      <w:rFonts w:asciiTheme="majorHAnsi" w:eastAsiaTheme="majorEastAsia" w:hAnsiTheme="majorHAnsi" w:cstheme="majorBidi"/>
+      <w:rFonts w:ascii="Times New Roman" w:hAnsi="Times New Roman" w:cs="Times New Roman" w:eastAsia="宋体"/>
       <w:color w:val="000000" w:themeColor="text1"/>
     </w:rPr>
     <w:tblPr>
@@ -18861,7 +18861,7 @@
       <w:spacing w:after="0" w:line="240" w:lineRule="auto"/>
     </w:pPr>
     <w:rPr>
-      <w:rFonts w:asciiTheme="majorHAnsi" w:eastAsiaTheme="majorEastAsia" w:hAnsiTheme="majorHAnsi" w:cstheme="majorBidi"/>
+      <w:rFonts w:ascii="Times New Roman" w:hAnsi="Times New Roman" w:cs="Times New Roman" w:eastAsia="宋体"/>
       <w:color w:val="000000" w:themeColor="text1"/>
     </w:rPr>
     <w:tblPr>
@@ -18989,7 +18989,7 @@
       <w:spacing w:after="0" w:line="240" w:lineRule="auto"/>
     </w:pPr>
     <w:rPr>
-      <w:rFonts w:asciiTheme="majorHAnsi" w:eastAsiaTheme="majorEastAsia" w:hAnsiTheme="majorHAnsi" w:cstheme="majorBidi"/>
+      <w:rFonts w:ascii="Times New Roman" w:hAnsi="Times New Roman" w:cs="Times New Roman" w:eastAsia="宋体"/>
       <w:color w:val="000000" w:themeColor="text1"/>
     </w:rPr>
     <w:tblPr>
@@ -19117,7 +19117,7 @@
       <w:spacing w:after="0" w:line="240" w:lineRule="auto"/>
     </w:pPr>
     <w:rPr>
-      <w:rFonts w:asciiTheme="majorHAnsi" w:eastAsiaTheme="majorEastAsia" w:hAnsiTheme="majorHAnsi" w:cstheme="majorBidi"/>
+      <w:rFonts w:ascii="Times New Roman" w:hAnsi="Times New Roman" w:cs="Times New Roman" w:eastAsia="宋体"/>
       <w:color w:val="000000" w:themeColor="text1"/>
     </w:rPr>
     <w:tblPr>
@@ -19756,7 +19756,7 @@
       <w:spacing w:after="0" w:line="240" w:lineRule="auto"/>
     </w:pPr>
     <w:rPr>
-      <w:rFonts w:asciiTheme="majorHAnsi" w:eastAsiaTheme="majorEastAsia" w:hAnsiTheme="majorHAnsi" w:cstheme="majorBidi"/>
+      <w:rFonts w:ascii="Times New Roman" w:hAnsi="Times New Roman" w:cs="Times New Roman" w:eastAsia="宋体"/>
       <w:color w:val="000000" w:themeColor="text1"/>
     </w:rPr>
     <w:tblPr>
@@ -19881,7 +19881,7 @@
       <w:spacing w:after="0" w:line="240" w:lineRule="auto"/>
     </w:pPr>
     <w:rPr>
-      <w:rFonts w:asciiTheme="majorHAnsi" w:eastAsiaTheme="majorEastAsia" w:hAnsiTheme="majorHAnsi" w:cstheme="majorBidi"/>
+      <w:rFonts w:ascii="Times New Roman" w:hAnsi="Times New Roman" w:cs="Times New Roman" w:eastAsia="宋体"/>
       <w:color w:val="000000" w:themeColor="text1"/>
     </w:rPr>
     <w:tblPr>
@@ -20006,7 +20006,7 @@
       <w:spacing w:after="0" w:line="240" w:lineRule="auto"/>
     </w:pPr>
     <w:rPr>
-      <w:rFonts w:asciiTheme="majorHAnsi" w:eastAsiaTheme="majorEastAsia" w:hAnsiTheme="majorHAnsi" w:cstheme="majorBidi"/>
+      <w:rFonts w:ascii="Times New Roman" w:hAnsi="Times New Roman" w:cs="Times New Roman" w:eastAsia="宋体"/>
       <w:color w:val="000000" w:themeColor="text1"/>
     </w:rPr>
     <w:tblPr>
@@ -20131,7 +20131,7 @@
       <w:spacing w:after="0" w:line="240" w:lineRule="auto"/>
     </w:pPr>
     <w:rPr>
-      <w:rFonts w:asciiTheme="majorHAnsi" w:eastAsiaTheme="majorEastAsia" w:hAnsiTheme="majorHAnsi" w:cstheme="majorBidi"/>
+      <w:rFonts w:ascii="Times New Roman" w:hAnsi="Times New Roman" w:cs="Times New Roman" w:eastAsia="宋体"/>
       <w:color w:val="000000" w:themeColor="text1"/>
     </w:rPr>
     <w:tblPr>
@@ -20256,7 +20256,7 @@
       <w:spacing w:after="0" w:line="240" w:lineRule="auto"/>
     </w:pPr>
     <w:rPr>
-      <w:rFonts w:asciiTheme="majorHAnsi" w:eastAsiaTheme="majorEastAsia" w:hAnsiTheme="majorHAnsi" w:cstheme="majorBidi"/>
+      <w:rFonts w:ascii="Times New Roman" w:hAnsi="Times New Roman" w:cs="Times New Roman" w:eastAsia="宋体"/>
       <w:color w:val="000000" w:themeColor="text1"/>
     </w:rPr>
     <w:tblPr>
@@ -20381,7 +20381,7 @@
       <w:spacing w:after="0" w:line="240" w:lineRule="auto"/>
     </w:pPr>
     <w:rPr>
-      <w:rFonts w:asciiTheme="majorHAnsi" w:eastAsiaTheme="majorEastAsia" w:hAnsiTheme="majorHAnsi" w:cstheme="majorBidi"/>
+      <w:rFonts w:ascii="Times New Roman" w:hAnsi="Times New Roman" w:cs="Times New Roman" w:eastAsia="宋体"/>
       <w:color w:val="000000" w:themeColor="text1"/>
     </w:rPr>
     <w:tblPr>
@@ -20506,7 +20506,7 @@
       <w:spacing w:after="0" w:line="240" w:lineRule="auto"/>
     </w:pPr>
     <w:rPr>
-      <w:rFonts w:asciiTheme="majorHAnsi" w:eastAsiaTheme="majorEastAsia" w:hAnsiTheme="majorHAnsi" w:cstheme="majorBidi"/>
+      <w:rFonts w:ascii="Times New Roman" w:hAnsi="Times New Roman" w:cs="Times New Roman" w:eastAsia="宋体"/>
       <w:color w:val="000000" w:themeColor="text1"/>
     </w:rPr>
     <w:tblPr>
